--- a/Complete Website Documentation.docx
+++ b/Complete Website Documentation.docx
@@ -1694,7 +1694,83 @@
         <w:t>The Zoo Web Application provides a user-friendly platform for visitors to explore zoo information, learn about animals, view events, and book tickets online. The system is structured using modular architecture, making it scalable and easy to manage.</w:t>
       </w:r>
     </w:p>
-    <w:p/>
+    <w:p>
+      <w:r>
+        <w:rPr>
+          <w:noProof/>
+        </w:rPr>
+        <w:drawing>
+          <wp:inline distT="0" distB="0" distL="0" distR="0" wp14:anchorId="770A8255" wp14:editId="241CCAA7">
+            <wp:extent cx="5731510" cy="2817495"/>
+            <wp:effectExtent l="0" t="0" r="2540" b="1905"/>
+            <wp:docPr id="235881910" name="Picture 1"/>
+            <wp:cNvGraphicFramePr>
+              <a:graphicFrameLocks xmlns:a="http://schemas.openxmlformats.org/drawingml/2006/main" noChangeAspect="1"/>
+            </wp:cNvGraphicFramePr>
+            <a:graphic xmlns:a="http://schemas.openxmlformats.org/drawingml/2006/main">
+              <a:graphicData uri="http://schemas.openxmlformats.org/drawingml/2006/picture">
+                <pic:pic xmlns:pic="http://schemas.openxmlformats.org/drawingml/2006/picture">
+                  <pic:nvPicPr>
+                    <pic:cNvPr id="235881910" name="Picture 235881910"/>
+                    <pic:cNvPicPr/>
+                  </pic:nvPicPr>
+                  <pic:blipFill>
+                    <a:blip r:embed="rId5" cstate="print">
+                      <a:extLst>
+                        <a:ext uri="{28A0092B-C50C-407E-A947-70E740481C1C}">
+                          <a14:useLocalDpi xmlns:a14="http://schemas.microsoft.com/office/drawing/2010/main" val="0"/>
+                        </a:ext>
+                      </a:extLst>
+                    </a:blip>
+                    <a:stretch>
+                      <a:fillRect/>
+                    </a:stretch>
+                  </pic:blipFill>
+                  <pic:spPr>
+                    <a:xfrm>
+                      <a:off x="0" y="0"/>
+                      <a:ext cx="5731510" cy="2817495"/>
+                    </a:xfrm>
+                    <a:prstGeom prst="rect">
+                      <a:avLst/>
+                    </a:prstGeom>
+                  </pic:spPr>
+                </pic:pic>
+              </a:graphicData>
+            </a:graphic>
+          </wp:inline>
+        </w:drawing>
+      </w:r>
+    </w:p>
+    <w:p>
+      <w:r>
+        <w:t>This showcases the UI structure of the Zoo Web Application, highlighting how users interact with different modules and navigate through the system.</w:t>
+      </w:r>
+    </w:p>
+    <w:p>
+      <w:pPr>
+        <w:rPr>
+          <w:u w:val="single"/>
+        </w:rPr>
+      </w:pPr>
+      <w:r>
+        <w:rPr>
+          <w:u w:val="single"/>
+        </w:rPr>
+        <w:t>And this is the Figma link</w:t>
+      </w:r>
+      <w:r>
+        <w:rPr>
+          <w:u w:val="single"/>
+        </w:rPr>
+        <w:t>:</w:t>
+      </w:r>
+    </w:p>
+    <w:p>
+      <w:r>
+        <w:t>https://www.figma.com/proto/fY9vGxtgRZ7UggUXMy86NK/Untitled?node-id=9-22&amp;t=Ls3My51ehVs3HgY1-1&amp;scaling=min-zoom&amp;content-scaling=fixed&amp;page-id=0%3A1&amp;starting-point-node-id=3%3A2</w:t>
+      </w:r>
+    </w:p>
     <w:sectPr>
       <w:pgSz w:w="11906" w:h="16838"/>
       <w:pgMar w:top="1440" w:right="1440" w:bottom="1440" w:left="1440" w:header="708" w:footer="708" w:gutter="0"/>
@@ -1857,6 +1933,155 @@
     </w:lvl>
   </w:abstractNum>
   <w:abstractNum w:abstractNumId="1" w15:restartNumberingAfterBreak="0">
+    <w:nsid w:val="0C8C0560"/>
+    <w:multiLevelType w:val="multilevel"/>
+    <w:tmpl w:val="ACC8EF34"/>
+    <w:lvl w:ilvl="0">
+      <w:start w:val="1"/>
+      <w:numFmt w:val="bullet"/>
+      <w:lvlText w:val=""/>
+      <w:lvlJc w:val="left"/>
+      <w:pPr>
+        <w:tabs>
+          <w:tab w:val="num" w:pos="720"/>
+        </w:tabs>
+        <w:ind w:left="720" w:hanging="360"/>
+      </w:pPr>
+      <w:rPr>
+        <w:rFonts w:ascii="Symbol" w:hAnsi="Symbol" w:hint="default"/>
+        <w:sz w:val="20"/>
+      </w:rPr>
+    </w:lvl>
+    <w:lvl w:ilvl="1" w:tentative="1">
+      <w:start w:val="1"/>
+      <w:numFmt w:val="bullet"/>
+      <w:lvlText w:val="o"/>
+      <w:lvlJc w:val="left"/>
+      <w:pPr>
+        <w:tabs>
+          <w:tab w:val="num" w:pos="1440"/>
+        </w:tabs>
+        <w:ind w:left="1440" w:hanging="360"/>
+      </w:pPr>
+      <w:rPr>
+        <w:rFonts w:ascii="Courier New" w:hAnsi="Courier New" w:hint="default"/>
+        <w:sz w:val="20"/>
+      </w:rPr>
+    </w:lvl>
+    <w:lvl w:ilvl="2" w:tentative="1">
+      <w:start w:val="1"/>
+      <w:numFmt w:val="bullet"/>
+      <w:lvlText w:val=""/>
+      <w:lvlJc w:val="left"/>
+      <w:pPr>
+        <w:tabs>
+          <w:tab w:val="num" w:pos="2160"/>
+        </w:tabs>
+        <w:ind w:left="2160" w:hanging="360"/>
+      </w:pPr>
+      <w:rPr>
+        <w:rFonts w:ascii="Wingdings" w:hAnsi="Wingdings" w:hint="default"/>
+        <w:sz w:val="20"/>
+      </w:rPr>
+    </w:lvl>
+    <w:lvl w:ilvl="3" w:tentative="1">
+      <w:start w:val="1"/>
+      <w:numFmt w:val="bullet"/>
+      <w:lvlText w:val=""/>
+      <w:lvlJc w:val="left"/>
+      <w:pPr>
+        <w:tabs>
+          <w:tab w:val="num" w:pos="2880"/>
+        </w:tabs>
+        <w:ind w:left="2880" w:hanging="360"/>
+      </w:pPr>
+      <w:rPr>
+        <w:rFonts w:ascii="Wingdings" w:hAnsi="Wingdings" w:hint="default"/>
+        <w:sz w:val="20"/>
+      </w:rPr>
+    </w:lvl>
+    <w:lvl w:ilvl="4" w:tentative="1">
+      <w:start w:val="1"/>
+      <w:numFmt w:val="bullet"/>
+      <w:lvlText w:val=""/>
+      <w:lvlJc w:val="left"/>
+      <w:pPr>
+        <w:tabs>
+          <w:tab w:val="num" w:pos="3600"/>
+        </w:tabs>
+        <w:ind w:left="3600" w:hanging="360"/>
+      </w:pPr>
+      <w:rPr>
+        <w:rFonts w:ascii="Wingdings" w:hAnsi="Wingdings" w:hint="default"/>
+        <w:sz w:val="20"/>
+      </w:rPr>
+    </w:lvl>
+    <w:lvl w:ilvl="5" w:tentative="1">
+      <w:start w:val="1"/>
+      <w:numFmt w:val="bullet"/>
+      <w:lvlText w:val=""/>
+      <w:lvlJc w:val="left"/>
+      <w:pPr>
+        <w:tabs>
+          <w:tab w:val="num" w:pos="4320"/>
+        </w:tabs>
+        <w:ind w:left="4320" w:hanging="360"/>
+      </w:pPr>
+      <w:rPr>
+        <w:rFonts w:ascii="Wingdings" w:hAnsi="Wingdings" w:hint="default"/>
+        <w:sz w:val="20"/>
+      </w:rPr>
+    </w:lvl>
+    <w:lvl w:ilvl="6" w:tentative="1">
+      <w:start w:val="1"/>
+      <w:numFmt w:val="bullet"/>
+      <w:lvlText w:val=""/>
+      <w:lvlJc w:val="left"/>
+      <w:pPr>
+        <w:tabs>
+          <w:tab w:val="num" w:pos="5040"/>
+        </w:tabs>
+        <w:ind w:left="5040" w:hanging="360"/>
+      </w:pPr>
+      <w:rPr>
+        <w:rFonts w:ascii="Wingdings" w:hAnsi="Wingdings" w:hint="default"/>
+        <w:sz w:val="20"/>
+      </w:rPr>
+    </w:lvl>
+    <w:lvl w:ilvl="7" w:tentative="1">
+      <w:start w:val="1"/>
+      <w:numFmt w:val="bullet"/>
+      <w:lvlText w:val=""/>
+      <w:lvlJc w:val="left"/>
+      <w:pPr>
+        <w:tabs>
+          <w:tab w:val="num" w:pos="5760"/>
+        </w:tabs>
+        <w:ind w:left="5760" w:hanging="360"/>
+      </w:pPr>
+      <w:rPr>
+        <w:rFonts w:ascii="Wingdings" w:hAnsi="Wingdings" w:hint="default"/>
+        <w:sz w:val="20"/>
+      </w:rPr>
+    </w:lvl>
+    <w:lvl w:ilvl="8" w:tentative="1">
+      <w:start w:val="1"/>
+      <w:numFmt w:val="bullet"/>
+      <w:lvlText w:val=""/>
+      <w:lvlJc w:val="left"/>
+      <w:pPr>
+        <w:tabs>
+          <w:tab w:val="num" w:pos="6480"/>
+        </w:tabs>
+        <w:ind w:left="6480" w:hanging="360"/>
+      </w:pPr>
+      <w:rPr>
+        <w:rFonts w:ascii="Wingdings" w:hAnsi="Wingdings" w:hint="default"/>
+        <w:sz w:val="20"/>
+      </w:rPr>
+    </w:lvl>
+  </w:abstractNum>
+  <w:abstractNum w:abstractNumId="2" w15:restartNumberingAfterBreak="0">
     <w:nsid w:val="32D2723C"/>
     <w:multiLevelType w:val="multilevel"/>
     <w:tmpl w:val="63922EA0"/>
@@ -2005,7 +2230,7 @@
       </w:rPr>
     </w:lvl>
   </w:abstractNum>
-  <w:abstractNum w:abstractNumId="2" w15:restartNumberingAfterBreak="0">
+  <w:abstractNum w:abstractNumId="3" w15:restartNumberingAfterBreak="0">
     <w:nsid w:val="6C775CE0"/>
     <w:multiLevelType w:val="multilevel"/>
     <w:tmpl w:val="9600EA42"/>
@@ -2118,7 +2343,7 @@
       </w:pPr>
     </w:lvl>
   </w:abstractNum>
-  <w:abstractNum w:abstractNumId="3" w15:restartNumberingAfterBreak="0">
+  <w:abstractNum w:abstractNumId="4" w15:restartNumberingAfterBreak="0">
     <w:nsid w:val="6DC4387C"/>
     <w:multiLevelType w:val="multilevel"/>
     <w:tmpl w:val="6C92A2D0"/>
@@ -2271,13 +2496,16 @@
     <w:abstractNumId w:val="0"/>
   </w:num>
   <w:num w:numId="2" w16cid:durableId="1241792196">
+    <w:abstractNumId w:val="4"/>
+  </w:num>
+  <w:num w:numId="3" w16cid:durableId="474101612">
+    <w:abstractNumId w:val="2"/>
+  </w:num>
+  <w:num w:numId="4" w16cid:durableId="996956608">
     <w:abstractNumId w:val="3"/>
   </w:num>
-  <w:num w:numId="3" w16cid:durableId="474101612">
+  <w:num w:numId="5" w16cid:durableId="641883786">
     <w:abstractNumId w:val="1"/>
-  </w:num>
-  <w:num w:numId="4" w16cid:durableId="996956608">
-    <w:abstractNumId w:val="2"/>
   </w:num>
 </w:numbering>
 </file>
@@ -2885,7 +3113,6 @@
   <w:style w:type="character" w:default="1" w:styleId="DefaultParagraphFont">
     <w:name w:val="Default Paragraph Font"/>
     <w:uiPriority w:val="1"/>
-    <w:semiHidden/>
     <w:unhideWhenUsed/>
   </w:style>
   <w:style w:type="table" w:default="1" w:styleId="TableNormal">
